--- a/fixtures/example-teacher/example-teacher-resume-letter.docx
+++ b/fixtures/example-teacher/example-teacher-resume-letter.docx
@@ -78,7 +78,7 @@
         <w:rPr>
           <w:rtl w:val="0"/>
         </w:rPr>
-        <w:t xml:space="preserve">Elementary teacher with six years in grades 2 to 4 and an Oregon Preliminary Teaching License with an ESOL endorsement. Known for small-group reading work and steady communication with families.</w:t>
+        <w:t xml:space="preserve">Elementary teacher with seven years in second and third grade and an Oregon Professional Teaching License with Elementary–Multiple Subjects and ESOL endorsements. Known for small-group reading work and steady communication with families.</w:t>
       </w:r>
     </w:p>
     <w:p>
@@ -137,7 +137,7 @@
           <w:iCs w:val="1"/>
           <w:rtl w:val="0"/>
         </w:rPr>
-        <w:t xml:space="preserve">Cedar Hills Elementary School</w:t>
+        <w:t xml:space="preserve">Thimbleberry Elementary School</w:t>
       </w:r>
       <w:r>
         <w:rPr>
@@ -228,7 +228,7 @@
         <w:rPr>
           <w:rtl w:val="0"/>
         </w:rPr>
-        <w:t xml:space="preserve">Mentor two student teachers from Willamette Crest University each spring</w:t>
+        <w:t xml:space="preserve">Mentor two student teachers from Filbert Hill University each spring</w:t>
       </w:r>
     </w:p>
     <w:p>
@@ -272,7 +272,7 @@
           <w:iCs w:val="1"/>
           <w:rtl w:val="0"/>
         </w:rPr>
-        <w:t xml:space="preserve">Riverbend Elementary School</w:t>
+        <w:t xml:space="preserve">Mossbrook Elementary School</w:t>
       </w:r>
       <w:r>
         <w:rPr>
@@ -397,7 +397,7 @@
           <w:bCs w:val="1"/>
           <w:rtl w:val="0"/>
         </w:rPr>
-        <w:t xml:space="preserve">Willamette Crest University</w:t>
+        <w:t xml:space="preserve">Filbert Hill University</w:t>
       </w:r>
       <w:r>
         <w:rPr>
@@ -459,7 +459,7 @@
         <w:rPr>
           <w:rtl w:val="0"/>
         </w:rPr>
-        <w:t xml:space="preserve">Student teaching: second grade, Riverbend Elementary School</w:t>
+        <w:t xml:space="preserve">Student teaching: second grade, Mossbrook Elementary School</w:t>
       </w:r>
     </w:p>
     <w:p>
@@ -494,7 +494,7 @@
         <w:rPr>
           <w:rtl w:val="0"/>
         </w:rPr>
-        <w:t xml:space="preserve">Oregon Preliminary Teaching License, ESOL endorsement</w:t>
+        <w:t xml:space="preserve">Oregon Professional Teaching License; Elementary–Multiple Subjects and ESOL endorsements</w:t>
       </w:r>
     </w:p>
     <w:p>

--- a/fixtures/example-teacher/example-teacher-resume-letter.docx
+++ b/fixtures/example-teacher/example-teacher-resume-letter.docx
@@ -31,7 +31,7 @@
           <w:rPr>
             <w:rtl w:val="0"/>
           </w:rPr>
-          <w:t xml:space="preserve">rachel.nguyen@email.com</w:t>
+          <w:t xml:space="preserve">rachel.nguyen@example.com</w:t>
         </w:r>
       </w:hyperlink>
       <w:r>
